--- a/agent/themes/ledger.docx
+++ b/agent/themes/ledger.docx
@@ -479,6 +479,50 @@
         <w:top w:w="60" w:type="dxa"/>
         <w:left w:w="100" w:type="dxa"/>
         <w:bottom w:w="60" w:type="dxa"/>
+        <w:right w:w="100" w:type="dxa"/>
+      </w:tblCellMar>
+    </w:tblPr>
+    <w:tblStylePr w:type="firstRow">
+      <w:pPr>
+        <w:keepNext/>
+        <w:spacing w:before="0" w:after="0"/>
+      </w:pPr>
+      <w:rPr>
+        <w:rFonts w:ascii="IBM Plex Sans" w:hAnsi="IBM Plex Sans" w:cs="IBM Plex Sans" w:eastAsia="IBM Plex Sans"/>
+        <w:b/>
+        <w:caps/>
+        <w:color w:val="245C45"/>
+        <w:sz w:val="17"/>
+        <w:szCs w:val="17"/>
+      </w:rPr>
+    </w:tblStylePr>
+  </w:style>
+  <w:style w:type="table" w:styleId="TableOpen">
+    <w:name w:val="Table Open"/>
+    <w:basedOn w:val="NormalTable"/>
+    <w:qFormat/>
+    <w:pPr>
+      <w:spacing w:before="0" w:after="0" w:line="240" w:lineRule="auto"/>
+    </w:pPr>
+    <w:rPr>
+      <w:rFonts w:ascii="IBM Plex Sans" w:hAnsi="IBM Plex Sans" w:cs="IBM Plex Sans" w:eastAsia="IBM Plex Sans"/>
+      <w:color w:val="1C1C1C"/>
+      <w:sz w:val="17"/>
+      <w:szCs w:val="17"/>
+    </w:rPr>
+    <w:tblPr>
+      <w:tblBorders>
+        <w:top w:val="none" w:sz="0" w:space="0" w:color="auto"/>
+        <w:left w:val="none" w:sz="0" w:space="0" w:color="auto"/>
+        <w:bottom w:val="none" w:sz="0" w:space="0" w:color="auto"/>
+        <w:right w:val="none" w:sz="0" w:space="0" w:color="auto"/>
+        <w:insideH w:val="none" w:sz="0" w:space="0" w:color="auto"/>
+        <w:insideV w:val="none" w:sz="0" w:space="0" w:color="auto"/>
+      </w:tblBorders>
+      <w:tblCellMar>
+        <w:top w:w="90" w:type="dxa"/>
+        <w:left w:w="100" w:type="dxa"/>
+        <w:bottom w:w="90" w:type="dxa"/>
         <w:right w:w="100" w:type="dxa"/>
       </w:tblCellMar>
     </w:tblPr>
